--- a/vallabh_vani/booklets/templates/Booklet_EN_template.docx
+++ b/vallabh_vani/booklets/templates/Booklet_EN_template.docx
@@ -554,13 +554,13 @@
     <w:pPr>
       <w:keepNext/>
       <w:keepLines/>
-      <w:jc w:val="center"/>
       <w:spacing w:after="0" w:before="300"/>
-    </w:pPr>
-    <w:rPr>
+      <w:jc w:val="center"/>
+    </w:pPr>
+    <w:rPr>
+      <w:b/>
       <w:sz w:val="20"/>
       <w:szCs w:val="20"/>
-      <w:b/>
     </w:rPr>
   </w:style>
   <w:style w:customStyle="1" w:styleId="Abstract" w:type="paragraph">
@@ -667,8 +667,8 @@
     </w:pPr>
     <w:rPr>
       <w:rFonts w:ascii="Sanskrit Text" w:cs="Sanskrit Text" w:eastAsia="Sanskrit Text" w:hAnsi="Sanskrit Text"/>
+      <w:bCs/>
       <w:i/>
-      <w:bCs/>
       <w:sz w:val="24"/>
       <w:szCs w:val="24"/>
     </w:rPr>
@@ -988,10 +988,10 @@
     <w:basedOn w:val="Normal"/>
     <w:qFormat/>
     <w:pPr>
+      <w:keepNext w:val="1"/>
       <w:spacing w:after="86" w:line="400" w:lineRule="exact"/>
       <w:ind w:firstLine="0"/>
       <w:jc w:val="center"/>
-      <w:keepNext w:val="1"/>
     </w:pPr>
     <w:rPr>
       <w:sz w:val="26"/>
@@ -1003,10 +1003,10 @@
     <w:basedOn w:val="Normal"/>
     <w:qFormat/>
     <w:pPr>
+      <w:keepNext w:val="1"/>
       <w:spacing w:after="86" w:line="400" w:lineRule="exact"/>
       <w:ind w:firstLine="0"/>
       <w:jc w:val="center"/>
-      <w:keepNext w:val="1"/>
     </w:pPr>
     <w:rPr>
       <w:sz w:val="24"/>
@@ -1018,10 +1018,10 @@
     <w:basedOn w:val="Normal"/>
     <w:qFormat/>
     <w:pPr>
+      <w:keepNext w:val="1"/>
       <w:spacing w:after="86" w:line="400" w:lineRule="exact"/>
       <w:ind w:firstLine="850"/>
       <w:jc w:val="left"/>
-      <w:keepNext w:val="1"/>
     </w:pPr>
     <w:rPr>
       <w:sz w:val="24"/>
@@ -1033,6 +1033,8 @@
     <w:basedOn w:val="Normal"/>
     <w:qFormat/>
     <w:pPr>
+      <w:keepNext w:val="1"/>
+      <w:keepLines w:val="1"/>
       <w:spacing w:after="480" w:line="486" w:lineRule="exact"/>
       <w:ind w:firstLine="0"/>
       <w:jc w:val="center"/>
@@ -1047,6 +1049,7 @@
     <w:basedOn w:val="Normal"/>
     <w:qFormat/>
     <w:pPr>
+      <w:keepLines w:val="1"/>
       <w:spacing w:after="480" w:line="486" w:lineRule="exact"/>
       <w:ind w:firstLine="0"/>
       <w:jc w:val="center"/>
@@ -1103,13 +1106,13 @@
     <w:basedOn w:val="Normal"/>
     <w:qFormat/>
     <w:pPr>
-      <w:spacing w:after="0" w:before="40" w:line="286" w:lineRule="exact"/>
-      <w:ind w:hanging="590" w:left="1440"/>
-      <w:jc w:val="left"/>
       <w:tabs>
         <w:tab w:pos="1440" w:val="left"/>
         <w:tab w:pos="5840" w:val="right"/>
       </w:tabs>
+      <w:spacing w:after="0" w:before="40" w:line="286" w:lineRule="exact"/>
+      <w:ind w:hanging="590" w:left="1440"/>
+      <w:jc w:val="left"/>
     </w:pPr>
     <w:rPr>
       <w:sz w:val="24"/>
@@ -1130,14 +1133,122 @@
       <w:szCs w:val="20"/>
     </w:rPr>
   </w:style>
+  <w:style w:customStyle="1" w:styleId="BookSubtitle" w:type="paragraph">
+    <w:name w:val="Book Subtitle"/>
+    <w:basedOn w:val="Normal"/>
+    <w:qFormat/>
+    <w:pPr>
+      <w:spacing w:after="80" w:before="800" w:line="486" w:lineRule="exact"/>
+      <w:ind w:firstLine="0"/>
+      <w:jc w:val="center"/>
+    </w:pPr>
+    <w:rPr>
+      <w:sz w:val="32"/>
+      <w:szCs w:val="32"/>
+    </w:rPr>
+  </w:style>
+  <w:style w:customStyle="1" w:styleId="TitleNote" w:type="paragraph">
+    <w:name w:val="Title Note"/>
+    <w:basedOn w:val="Normal"/>
+    <w:qFormat/>
+    <w:pPr>
+      <w:spacing w:after="120" w:before="0" w:line="320" w:lineRule="exact"/>
+      <w:ind w:firstLine="0"/>
+      <w:jc w:val="center"/>
+    </w:pPr>
+    <w:rPr>
+      <w:sz w:val="22"/>
+      <w:szCs w:val="22"/>
+    </w:rPr>
+  </w:style>
+  <w:style w:customStyle="1" w:styleId="LectureAuthor" w:type="paragraph">
+    <w:name w:val="Lecture Author"/>
+    <w:basedOn w:val="Normal"/>
+    <w:qFormat/>
+    <w:pPr>
+      <w:spacing w:after="80" w:before="1800" w:line="486" w:lineRule="exact"/>
+      <w:ind w:firstLine="0"/>
+      <w:jc w:val="center"/>
+    </w:pPr>
+    <w:rPr>
+      <w:sz w:val="36"/>
+      <w:szCs w:val="36"/>
+    </w:rPr>
+  </w:style>
+  <w:style w:customStyle="1" w:styleId="FrontHeading" w:type="paragraph">
+    <w:name w:val="Front Heading"/>
+    <w:basedOn w:val="Normal"/>
+    <w:qFormat/>
+    <w:pPr>
+      <w:keepNext w:val="1"/>
+      <w:spacing w:after="360" w:before="0" w:line="486" w:lineRule="exact"/>
+      <w:ind w:firstLine="0"/>
+      <w:jc w:val="center"/>
+    </w:pPr>
+    <w:rPr>
+      <w:sz w:val="32"/>
+      <w:szCs w:val="32"/>
+    </w:rPr>
+  </w:style>
+  <w:style w:customStyle="1" w:styleId="TocItem" w:type="paragraph">
+    <w:name w:val="Toc Item"/>
+    <w:basedOn w:val="Normal"/>
+    <w:qFormat/>
+    <w:pPr>
+      <w:tabs>
+        <w:tab w:pos="1440" w:val="left"/>
+        <w:tab w:pos="5840" w:val="right"/>
+      </w:tabs>
+      <w:spacing w:after="40" w:before="40" w:line="300" w:lineRule="exact"/>
+      <w:ind w:hanging="590" w:left="1440" w:right="880"/>
+      <w:jc w:val="left"/>
+    </w:pPr>
+    <w:rPr>
+      <w:sz w:val="24"/>
+      <w:szCs w:val="24"/>
+    </w:rPr>
+  </w:style>
+  <w:style w:customStyle="1" w:styleId="IndexHeading" w:type="paragraph">
+    <w:name w:val="Index Heading"/>
+    <w:basedOn w:val="Normal"/>
+    <w:qFormat/>
+    <w:pPr>
+      <w:keepNext w:val="1"/>
+      <w:spacing w:after="240" w:before="0" w:line="486" w:lineRule="exact"/>
+      <w:ind w:firstLine="0"/>
+      <w:jc w:val="center"/>
+    </w:pPr>
+    <w:rPr>
+      <w:sz w:val="28"/>
+      <w:szCs w:val="28"/>
+    </w:rPr>
+  </w:style>
+  <w:style w:customStyle="1" w:styleId="IndexItem" w:type="paragraph">
+    <w:name w:val="Index Item"/>
+    <w:basedOn w:val="Normal"/>
+    <w:qFormat/>
+    <w:pPr>
+      <w:tabs>
+        <w:tab w:pos="600" w:val="left"/>
+        <w:tab w:pos="6560" w:val="right"/>
+      </w:tabs>
+      <w:spacing w:after="60" w:before="0" w:line="286" w:lineRule="exact"/>
+      <w:ind w:hanging="600" w:left="600" w:right="480"/>
+      <w:jc w:val="left"/>
+    </w:pPr>
+    <w:rPr>
+      <w:sz w:val="22"/>
+      <w:szCs w:val="22"/>
+    </w:rPr>
+  </w:style>
   <w:style w:customStyle="1" w:styleId="PageBreak" w:type="paragraph">
     <w:name w:val="Page Break"/>
     <w:basedOn w:val="Normal"/>
     <w:qFormat/>
     <w:pPr>
+      <w:pageBreakBefore w:val="1"/>
       <w:spacing w:after="0" w:before="0" w:line="20" w:lineRule="exact"/>
       <w:ind w:firstLine="0"/>
-      <w:pageBreakBefore w:val="1"/>
     </w:pPr>
     <w:rPr>
       <w:sz w:val="2"/>
@@ -1156,8 +1267,8 @@
     <w:name w:val="KeywordTok"/>
     <w:basedOn w:val="VerbatimChar"/>
     <w:rPr>
+      <w:b/>
       <w:color w:val="007020"/>
-      <w:b/>
     </w:rPr>
   </w:style>
   <w:style w:type="character" w:customStyle="1" w:styleId="DataTypeTok">
@@ -1234,42 +1345,42 @@
     <w:name w:val="ImportTok"/>
     <w:basedOn w:val="VerbatimChar"/>
     <w:rPr>
+      <w:b/>
       <w:color w:val="008000"/>
-      <w:b/>
     </w:rPr>
   </w:style>
   <w:style w:type="character" w:customStyle="1" w:styleId="CommentTok">
     <w:name w:val="CommentTok"/>
     <w:basedOn w:val="VerbatimChar"/>
     <w:rPr>
+      <w:i/>
       <w:color w:val="60a0b0"/>
-      <w:i/>
     </w:rPr>
   </w:style>
   <w:style w:type="character" w:customStyle="1" w:styleId="DocumentationTok">
     <w:name w:val="DocumentationTok"/>
     <w:basedOn w:val="VerbatimChar"/>
     <w:rPr>
+      <w:i/>
       <w:color w:val="ba2121"/>
-      <w:i/>
     </w:rPr>
   </w:style>
   <w:style w:type="character" w:customStyle="1" w:styleId="AnnotationTok">
     <w:name w:val="AnnotationTok"/>
     <w:basedOn w:val="VerbatimChar"/>
     <w:rPr>
-      <w:color w:val="60a0b0"/>
       <w:b/>
       <w:i/>
+      <w:color w:val="60a0b0"/>
     </w:rPr>
   </w:style>
   <w:style w:type="character" w:customStyle="1" w:styleId="CommentVarTok">
     <w:name w:val="CommentVarTok"/>
     <w:basedOn w:val="VerbatimChar"/>
     <w:rPr>
-      <w:color w:val="60a0b0"/>
       <w:b/>
       <w:i/>
+      <w:color w:val="60a0b0"/>
     </w:rPr>
   </w:style>
   <w:style w:type="character" w:customStyle="1" w:styleId="OtherTok">
@@ -1297,8 +1408,8 @@
     <w:name w:val="ControlFlowTok"/>
     <w:basedOn w:val="VerbatimChar"/>
     <w:rPr>
+      <w:b/>
       <w:color w:val="007020"/>
-      <w:b/>
     </w:rPr>
   </w:style>
   <w:style w:type="character" w:customStyle="1" w:styleId="OperatorTok">
@@ -1343,34 +1454,34 @@
     <w:name w:val="InformationTok"/>
     <w:basedOn w:val="VerbatimChar"/>
     <w:rPr>
-      <w:color w:val="60a0b0"/>
       <w:b/>
       <w:i/>
+      <w:color w:val="60a0b0"/>
     </w:rPr>
   </w:style>
   <w:style w:type="character" w:customStyle="1" w:styleId="WarningTok">
     <w:name w:val="WarningTok"/>
     <w:basedOn w:val="VerbatimChar"/>
     <w:rPr>
-      <w:color w:val="60a0b0"/>
       <w:b/>
       <w:i/>
+      <w:color w:val="60a0b0"/>
     </w:rPr>
   </w:style>
   <w:style w:type="character" w:customStyle="1" w:styleId="AlertTok">
     <w:name w:val="AlertTok"/>
     <w:basedOn w:val="VerbatimChar"/>
     <w:rPr>
+      <w:b/>
       <w:color w:val="ff0000"/>
-      <w:b/>
     </w:rPr>
   </w:style>
   <w:style w:type="character" w:customStyle="1" w:styleId="ErrorTok">
     <w:name w:val="ErrorTok"/>
     <w:basedOn w:val="VerbatimChar"/>
     <w:rPr>
+      <w:b/>
       <w:color w:val="ff0000"/>
-      <w:b/>
     </w:rPr>
   </w:style>
   <w:style w:type="character" w:customStyle="1" w:styleId="NormalTok">
